--- a/10/programmnoe-obespechenie/zagotovka-01.docx
+++ b/10/programmnoe-obespechenie/zagotovka-01.docx
@@ -4,7 +4,7 @@
   <w:body>
     <w:p>
       <w:r>
-        <w:t xml:space="preserve">                 Муниципальное бюджетное общеобразовательное учреждение</w:t>
+        <w:t xml:space="preserve">        Муниципальное бюджетное общеобразовательное учреждение</w:t>
       </w:r>
     </w:p>
     <w:p>
@@ -25,7 +25,7 @@
     </w:p>
     <w:p>
       <w:r>
-        <w:t xml:space="preserve">                 на тему: «Операционная система как посредник между человеком и компьютером»</w:t>
+        <w:t xml:space="preserve">        на тему: «Операционная система как посредник между человеком и компьютером»</w:t>
       </w:r>
     </w:p>
     <w:p/>
@@ -105,15 +105,15 @@
     </w:p>
     <w:p/>
     <w:p/>
-    <w:p/>
     <w:p>
       <w:r>
         <w:t>ВВЕДЕНИЕ</w:t>
       </w:r>
     </w:p>
+    <w:p/>
     <w:p>
       <w:r>
-        <w:t>Человек, севший за компьютер, почти никогда не обращается к его устройствам напрямую. Он нажимает на значок, выбирает файл, отправляет документ на печать — и всё это делает не сам, а просит сделать операционную систему. Именно она знает, где на диске лежат данные, какому устройству отправить сигнал и что делать, если два приложения захотели одно и то же одновременно.</w:t>
+        <w:t>Человек, севший за компьютер, почти никогда не  обращается к его устройствам напрямую. Он  нажимает на значок, выбирает файл, отправляет документ на печать — и всё это делает не сам, а просит сделать операционную систему. Именно она знает, где на диске лежат данные, какому устройству отправить сигнал и что делать, если два приложения захотели одно  и то же одновременно.</w:t>
       </w:r>
     </w:p>
     <w:p>
@@ -121,14 +121,17 @@
         <w:t>Цель работы — разобраться, зачем компьютеру нужен такой посредник и из чего он состоит. Для этого рассмотрены основные задачи операционной системы и способы, которыми она распределяет ресурсы между работающими программами.</w:t>
       </w:r>
     </w:p>
+    <w:p/>
+    <w:p/>
     <w:p>
       <w:r>
         <w:t>1. Задачи операционной системы</w:t>
       </w:r>
     </w:p>
+    <w:p/>
     <w:p>
       <w:r>
-        <w:t>Операционная система — это комплекс программ, который управляет устройствами компьютера и обеспечивает работу остальных программ. Без неё каждое приложение пришлось бы писать так, чтобы оно умело общаться с любой моделью диска, видеокарты и принтера. Операционная система берёт эту работу на себя и предлагает программам единый способ обращения к устройствам.</w:t>
+        <w:t>Операционная система — это комплекс программ, который управляет устройствами компьютера и обеспечивает работу остальных программ. Без  неё каждое приложение пришлось бы писать так,   чтобы оно умело общаться  с любой моделью диска, видеокарты и принтера. Операционная система берёт эту работу на себя и предлагает программам единый способ обращения к устройствам.</w:t>
       </w:r>
     </w:p>
     <w:p>
@@ -138,14 +141,18 @@
     </w:p>
     <w:p>
       <w:r>
-        <w:t>Отдельная задача — пользовательский интерфейс. Именно он делает систему видимой: рабочий стол, окна, меню, проводник. Но интерфейс — верхний слой, а не сама система: сервер может работать годами вообще без графической оболочки.</w:t>
+        <w:tab/>
+        <w:t>Отдельная задача — пользовательский интерфейс. Именно он делает систему видимой: рабочий стол, окна, меню, проводник. Но интерфейс — верхний слой, а  не сама система: сервер может работать  годами вообще без графической оболочки.</w:t>
       </w:r>
     </w:p>
+    <w:p/>
+    <w:p/>
     <w:p>
       <w:r>
         <w:t>2. Разделение ресурсов между программами</w:t>
       </w:r>
     </w:p>
+    <w:p/>
     <w:p>
       <w:r>
         <w:t>Современный компьютер выполняет десятки программ одновременно, хотя ядер у процессора немного. Иллюзия одновременности создаётся переключением: система быстро передаёт процессор от одной задачи к другой, и человек не замечает пауз. Такой режим называется многозадачным.</w:t>
@@ -158,62 +165,77 @@
     </w:p>
     <w:p>
       <w:r>
-        <w:t>Права доступа — третья часть той же работы. Система знает, какая учётная запись что может: обычный пользователь не изменит системные файлы, а установка программы потребует подтверждения. Это защищает не столько от самого человека, сколько от программ, запущенных от его имени.</w:t>
+        <w:t>Права доступа — третья  часть той же  работы. Система знает, какая учётная запись что может: обычный пользователь не изменит системные файлы, а установка программы потребует подтверждения. Это защищает не столько от самого человека, сколько от программ, запущенных от его имени.</w:t>
       </w:r>
     </w:p>
+    <w:p/>
+    <w:p/>
     <w:p>
       <w:r>
         <w:t>ЗАКЛЮЧЕНИЕ</w:t>
       </w:r>
     </w:p>
+    <w:p/>
     <w:p>
       <w:r>
+        <w:tab/>
         <w:t>Операционная система нужна затем, чтобы программы не занимались устройствами, а человек не занимался распределением памяти. Она принимает на себя управление процессами, памятью, файлами и устройствами, а взамен требует, чтобы программы обращались к ресурсам через неё. Именно поэтому смена операционной системы обычно означает и смену всего набора установленных программ.</w:t>
       </w:r>
     </w:p>
+    <w:p/>
+    <w:p/>
+    <w:p/>
     <w:p>
       <w:r>
         <w:t>СПИСОК ИСТОЧНИКОВ</w:t>
       </w:r>
     </w:p>
+    <w:p/>
     <w:p>
       <w:r>
+        <w:t>Информатика. 10 класс. Базовый уровень: учебник / под   ред. И. Г. Семакина.  — Москва: Просвещение, 2023.  — 264 с.</w:t>
+      </w:r>
+    </w:p>
+    <w:p>
+      <w:r>
+        <w:tab/>
         <w:t>Таненбаум Э. Современные операционные системы. — Санкт-Петербург: Питер, 2019.</w:t>
       </w:r>
     </w:p>
     <w:p>
       <w:r>
-        <w:t>Что такое операционная система // Академия Яндекса. URL: https://academy.yandex.ru (дата обращения 05.09.2026)</w:t>
+        <w:t>Управление процессами  в ОС  // Хабр. URL: https://habr.com (дата   обращения 07.09.2026)</w:t>
       </w:r>
     </w:p>
     <w:p>
       <w:r>
-        <w:t>Информатика. 10 класс. Базовый уровень: учебник / под ред. И. Г. Семакина. — Москва: Просвещение, 2023. — 264 с.</w:t>
+        <w:tab/>
+        <w:t>ГОСТ 19781-90. Обеспечение систем  обработки информации  программное. Термины и определения.</w:t>
       </w:r>
     </w:p>
     <w:p>
       <w:r>
-        <w:t>Управление процессами в ОС // Хабр. URL: https://habr.com (дата обращения 07.09.2026)</w:t>
+        <w:tab/>
+        <w:t>Что такое операционная система //  Академия  Яндекса. URL: https://academy.yandex.ru  (дата обращения 05.09.2026)</w:t>
       </w:r>
     </w:p>
-    <w:p>
-      <w:r>
-        <w:t>ГОСТ 19781-90. Обеспечение систем обработки информации программное. Термины и определения.</w:t>
-      </w:r>
-    </w:p>
+    <w:p/>
+    <w:p/>
     <w:p>
       <w:r>
         <w:t>ПРИЛОЖЕНИЕ</w:t>
       </w:r>
     </w:p>
+    <w:p/>
     <w:p>
       <w:r>
-        <w:t>Задачи операционной системы и что будет без них</w:t>
+        <w:t>Задачи операционной  системы и что  будет без  них</w:t>
       </w:r>
     </w:p>
     <w:p>
       <w:r>
-        <w:t>Управление процессами — программы делили бы процессор как получится</w:t>
+        <w:tab/>
+        <w:t>Управление процессами — программы  делили  бы процессор как  получится</w:t>
       </w:r>
     </w:p>
     <w:p>
@@ -228,21 +250,24 @@
     </w:p>
     <w:p>
       <w:r>
+        <w:tab/>
         <w:t>Драйверы устройств — программу пришлось бы переписывать под каждый принтер</w:t>
       </w:r>
     </w:p>
     <w:p>
       <w:r>
+        <w:tab/>
         <w:t>Права доступа — любая запущенная программа могла бы всё</w:t>
       </w:r>
     </w:p>
     <w:p>
       <w:r>
-        <w:t>Интерфейс — команды пришлось бы набирать наизусть</w:t>
+        <w:t>Интерфейс — команды   пришлось  бы набирать наизусть</w:t>
       </w:r>
     </w:p>
     <w:p>
       <w:r>
+        <w:tab/>
         <w:t>Текст-заготовка подготовлен с помощью искусственного интеллекта и предназначен для учебной работы по оформлению.</w:t>
       </w:r>
     </w:p>
